--- a/BT Git 2.docx
+++ b/BT Git 2.docx
@@ -78,25 +78,216 @@
           <w:sz w:val="28"/>
           <w:szCs w:val="28"/>
         </w:rPr>
-        <w:t>Soft: …</w:t>
-      </w:r>
-    </w:p>
-    <w:p>
-      <w:pPr>
-        <w:pStyle w:val="ListParagraph"/>
-        <w:rPr>
-          <w:rFonts w:ascii="Times New Roman" w:hAnsi="Times New Roman" w:cs="Times New Roman"/>
-          <w:sz w:val="28"/>
-          <w:szCs w:val="28"/>
-        </w:rPr>
-      </w:pPr>
-      <w:r>
-        <w:rPr>
-          <w:rFonts w:ascii="Times New Roman" w:hAnsi="Times New Roman" w:cs="Times New Roman"/>
-          <w:sz w:val="28"/>
-          <w:szCs w:val="28"/>
-        </w:rPr>
-        <w:t>Ví dụ:</w:t>
+        <w:t xml:space="preserve">Soft: </w:t>
+      </w:r>
+    </w:p>
+    <w:p>
+      <w:pPr>
+        <w:pStyle w:val="ListParagraph"/>
+        <w:rPr>
+          <w:rFonts w:ascii="Times New Roman" w:hAnsi="Times New Roman" w:cs="Times New Roman"/>
+          <w:sz w:val="28"/>
+          <w:szCs w:val="28"/>
+        </w:rPr>
+      </w:pPr>
+      <w:r>
+        <w:rPr>
+          <w:rFonts w:ascii="Times New Roman" w:hAnsi="Times New Roman" w:cs="Times New Roman"/>
+          <w:sz w:val="28"/>
+          <w:szCs w:val="28"/>
+        </w:rPr>
+        <w:t xml:space="preserve">Cấp 1: </w:t>
+      </w:r>
+      <w:r>
+        <w:rPr>
+          <w:rFonts w:ascii="Times New Roman" w:hAnsi="Times New Roman" w:cs="Times New Roman"/>
+          <w:sz w:val="28"/>
+          <w:szCs w:val="28"/>
+        </w:rPr>
+        <w:drawing>
+          <wp:inline distT="0" distB="0" distL="0" distR="0" wp14:anchorId="0868CDDC" wp14:editId="7B079CC2">
+            <wp:extent cx="5943600" cy="1038225"/>
+            <wp:effectExtent l="0" t="0" r="0" b="9525"/>
+            <wp:docPr id="643612080" name="Picture 1" descr="A black background with a black screen&#10;&#10;Description automatically generated with medium confidence"/>
+            <wp:cNvGraphicFramePr>
+              <a:graphicFrameLocks xmlns:a="http://schemas.openxmlformats.org/drawingml/2006/main" noChangeAspect="1"/>
+            </wp:cNvGraphicFramePr>
+            <a:graphic xmlns:a="http://schemas.openxmlformats.org/drawingml/2006/main">
+              <a:graphicData uri="http://schemas.openxmlformats.org/drawingml/2006/picture">
+                <pic:pic xmlns:pic="http://schemas.openxmlformats.org/drawingml/2006/picture">
+                  <pic:nvPicPr>
+                    <pic:cNvPr id="643612080" name="Picture 1" descr="A black background with a black screen&#10;&#10;Description automatically generated with medium confidence"/>
+                    <pic:cNvPicPr/>
+                  </pic:nvPicPr>
+                  <pic:blipFill>
+                    <a:blip r:embed="rId5"/>
+                    <a:stretch>
+                      <a:fillRect/>
+                    </a:stretch>
+                  </pic:blipFill>
+                  <pic:spPr>
+                    <a:xfrm>
+                      <a:off x="0" y="0"/>
+                      <a:ext cx="5943600" cy="1038225"/>
+                    </a:xfrm>
+                    <a:prstGeom prst="rect">
+                      <a:avLst/>
+                    </a:prstGeom>
+                  </pic:spPr>
+                </pic:pic>
+              </a:graphicData>
+            </a:graphic>
+          </wp:inline>
+        </w:drawing>
+      </w:r>
+    </w:p>
+    <w:p>
+      <w:pPr>
+        <w:pStyle w:val="ListParagraph"/>
+        <w:rPr>
+          <w:rFonts w:ascii="Times New Roman" w:hAnsi="Times New Roman" w:cs="Times New Roman"/>
+          <w:sz w:val="28"/>
+          <w:szCs w:val="28"/>
+        </w:rPr>
+      </w:pPr>
+      <w:r>
+        <w:rPr>
+          <w:rFonts w:ascii="Times New Roman" w:hAnsi="Times New Roman" w:cs="Times New Roman"/>
+          <w:sz w:val="28"/>
+          <w:szCs w:val="28"/>
+        </w:rPr>
+        <w:t>Cấp 2:</w:t>
+      </w:r>
+    </w:p>
+    <w:p>
+      <w:pPr>
+        <w:pStyle w:val="ListParagraph"/>
+        <w:rPr>
+          <w:rFonts w:ascii="Times New Roman" w:hAnsi="Times New Roman" w:cs="Times New Roman"/>
+          <w:sz w:val="28"/>
+          <w:szCs w:val="28"/>
+        </w:rPr>
+      </w:pPr>
+      <w:r>
+        <w:rPr>
+          <w:rFonts w:ascii="Times New Roman" w:hAnsi="Times New Roman" w:cs="Times New Roman"/>
+          <w:sz w:val="28"/>
+          <w:szCs w:val="28"/>
+        </w:rPr>
+        <w:drawing>
+          <wp:inline distT="0" distB="0" distL="0" distR="0" wp14:anchorId="17914E12" wp14:editId="4DBDA1AB">
+            <wp:extent cx="5943600" cy="2649855"/>
+            <wp:effectExtent l="0" t="0" r="0" b="0"/>
+            <wp:docPr id="442782806" name="Picture 1" descr="A computer screen with white text&#10;&#10;Description automatically generated"/>
+            <wp:cNvGraphicFramePr>
+              <a:graphicFrameLocks xmlns:a="http://schemas.openxmlformats.org/drawingml/2006/main" noChangeAspect="1"/>
+            </wp:cNvGraphicFramePr>
+            <a:graphic xmlns:a="http://schemas.openxmlformats.org/drawingml/2006/main">
+              <a:graphicData uri="http://schemas.openxmlformats.org/drawingml/2006/picture">
+                <pic:pic xmlns:pic="http://schemas.openxmlformats.org/drawingml/2006/picture">
+                  <pic:nvPicPr>
+                    <pic:cNvPr id="442782806" name="Picture 1" descr="A computer screen with white text&#10;&#10;Description automatically generated"/>
+                    <pic:cNvPicPr/>
+                  </pic:nvPicPr>
+                  <pic:blipFill>
+                    <a:blip r:embed="rId6"/>
+                    <a:stretch>
+                      <a:fillRect/>
+                    </a:stretch>
+                  </pic:blipFill>
+                  <pic:spPr>
+                    <a:xfrm>
+                      <a:off x="0" y="0"/>
+                      <a:ext cx="5943600" cy="2649855"/>
+                    </a:xfrm>
+                    <a:prstGeom prst="rect">
+                      <a:avLst/>
+                    </a:prstGeom>
+                  </pic:spPr>
+                </pic:pic>
+              </a:graphicData>
+            </a:graphic>
+          </wp:inline>
+        </w:drawing>
+      </w:r>
+    </w:p>
+    <w:p>
+      <w:pPr>
+        <w:pStyle w:val="ListParagraph"/>
+        <w:rPr>
+          <w:rFonts w:ascii="Times New Roman" w:hAnsi="Times New Roman" w:cs="Times New Roman"/>
+          <w:sz w:val="28"/>
+          <w:szCs w:val="28"/>
+        </w:rPr>
+      </w:pPr>
+    </w:p>
+    <w:p>
+      <w:pPr>
+        <w:pStyle w:val="ListParagraph"/>
+        <w:rPr>
+          <w:rFonts w:ascii="Times New Roman" w:hAnsi="Times New Roman" w:cs="Times New Roman"/>
+          <w:sz w:val="28"/>
+          <w:szCs w:val="28"/>
+        </w:rPr>
+      </w:pPr>
+      <w:r>
+        <w:rPr>
+          <w:rFonts w:ascii="Times New Roman" w:hAnsi="Times New Roman" w:cs="Times New Roman"/>
+          <w:sz w:val="28"/>
+          <w:szCs w:val="28"/>
+        </w:rPr>
+        <w:t>Cấp 3 :</w:t>
+      </w:r>
+    </w:p>
+    <w:p>
+      <w:pPr>
+        <w:pStyle w:val="ListParagraph"/>
+        <w:rPr>
+          <w:rFonts w:ascii="Times New Roman" w:hAnsi="Times New Roman" w:cs="Times New Roman"/>
+          <w:sz w:val="28"/>
+          <w:szCs w:val="28"/>
+        </w:rPr>
+      </w:pPr>
+      <w:r>
+        <w:rPr>
+          <w:noProof/>
+        </w:rPr>
+        <w:lastRenderedPageBreak/>
+        <w:drawing>
+          <wp:inline distT="0" distB="0" distL="0" distR="0" wp14:anchorId="70F60D68" wp14:editId="323C2991">
+            <wp:extent cx="5943600" cy="3121025"/>
+            <wp:effectExtent l="0" t="0" r="0" b="3175"/>
+            <wp:docPr id="1796523294" name="Picture 1" descr="A screen shot of a computer&#10;&#10;Description automatically generated"/>
+            <wp:cNvGraphicFramePr>
+              <a:graphicFrameLocks xmlns:a="http://schemas.openxmlformats.org/drawingml/2006/main" noChangeAspect="1"/>
+            </wp:cNvGraphicFramePr>
+            <a:graphic xmlns:a="http://schemas.openxmlformats.org/drawingml/2006/main">
+              <a:graphicData uri="http://schemas.openxmlformats.org/drawingml/2006/picture">
+                <pic:pic xmlns:pic="http://schemas.openxmlformats.org/drawingml/2006/picture">
+                  <pic:nvPicPr>
+                    <pic:cNvPr id="1796523294" name="Picture 1" descr="A screen shot of a computer&#10;&#10;Description automatically generated"/>
+                    <pic:cNvPicPr/>
+                  </pic:nvPicPr>
+                  <pic:blipFill>
+                    <a:blip r:embed="rId7"/>
+                    <a:stretch>
+                      <a:fillRect/>
+                    </a:stretch>
+                  </pic:blipFill>
+                  <pic:spPr>
+                    <a:xfrm>
+                      <a:off x="0" y="0"/>
+                      <a:ext cx="5943600" cy="3121025"/>
+                    </a:xfrm>
+                    <a:prstGeom prst="rect">
+                      <a:avLst/>
+                    </a:prstGeom>
+                  </pic:spPr>
+                </pic:pic>
+              </a:graphicData>
+            </a:graphic>
+          </wp:inline>
+        </w:drawing>
       </w:r>
     </w:p>
     <w:p>
@@ -282,23 +473,7 @@
           <w:sz w:val="28"/>
           <w:szCs w:val="28"/>
         </w:rPr>
-        <w:t xml:space="preserve"> Cách d</w:t>
-      </w:r>
-      <w:r>
-        <w:rPr>
-          <w:rFonts w:ascii="Times New Roman" w:hAnsi="Times New Roman" w:cs="Times New Roman"/>
-          <w:sz w:val="28"/>
-          <w:szCs w:val="28"/>
-        </w:rPr>
-        <w:t>ù</w:t>
-      </w:r>
-      <w:r>
-        <w:rPr>
-          <w:rFonts w:ascii="Times New Roman" w:hAnsi="Times New Roman" w:cs="Times New Roman"/>
-          <w:sz w:val="28"/>
-          <w:szCs w:val="28"/>
-        </w:rPr>
-        <w:t>ng như thế nào?</w:t>
+        <w:t xml:space="preserve"> Cách dùng như thế nào?</w:t>
       </w:r>
     </w:p>
     <w:p>

--- a/BT Git 2.docx
+++ b/BT Git 2.docx
@@ -101,6 +101,7 @@
       <w:r>
         <w:rPr>
           <w:rFonts w:ascii="Times New Roman" w:hAnsi="Times New Roman" w:cs="Times New Roman"/>
+          <w:noProof/>
           <w:sz w:val="28"/>
           <w:szCs w:val="28"/>
         </w:rPr>
@@ -171,6 +172,7 @@
       <w:r>
         <w:rPr>
           <w:rFonts w:ascii="Times New Roman" w:hAnsi="Times New Roman" w:cs="Times New Roman"/>
+          <w:noProof/>
           <w:sz w:val="28"/>
           <w:szCs w:val="28"/>
         </w:rPr>
@@ -351,6 +353,147 @@
     <w:p>
       <w:pPr>
         <w:pStyle w:val="ListParagraph"/>
+        <w:rPr>
+          <w:rFonts w:ascii="Times New Roman" w:hAnsi="Times New Roman" w:cs="Times New Roman"/>
+          <w:sz w:val="28"/>
+          <w:szCs w:val="28"/>
+        </w:rPr>
+      </w:pPr>
+      <w:r>
+        <w:rPr>
+          <w:rFonts w:ascii="Times New Roman" w:hAnsi="Times New Roman" w:cs="Times New Roman"/>
+          <w:sz w:val="28"/>
+          <w:szCs w:val="28"/>
+        </w:rPr>
+        <w:t>Rebase:</w:t>
+      </w:r>
+    </w:p>
+    <w:p>
+      <w:pPr>
+        <w:pStyle w:val="ListParagraph"/>
+        <w:rPr>
+          <w:rFonts w:ascii="Times New Roman" w:hAnsi="Times New Roman" w:cs="Times New Roman"/>
+          <w:sz w:val="28"/>
+          <w:szCs w:val="28"/>
+        </w:rPr>
+      </w:pPr>
+      <w:r>
+        <w:rPr>
+          <w:rFonts w:ascii="Times New Roman" w:hAnsi="Times New Roman" w:cs="Times New Roman"/>
+          <w:sz w:val="28"/>
+          <w:szCs w:val="28"/>
+        </w:rPr>
+        <w:drawing>
+          <wp:inline distT="0" distB="0" distL="0" distR="0" wp14:anchorId="08B6C116" wp14:editId="5BBA7A8D">
+            <wp:extent cx="5943600" cy="3197225"/>
+            <wp:effectExtent l="0" t="0" r="0" b="3175"/>
+            <wp:docPr id="1714925402" name="Picture 1"/>
+            <wp:cNvGraphicFramePr>
+              <a:graphicFrameLocks xmlns:a="http://schemas.openxmlformats.org/drawingml/2006/main" noChangeAspect="1"/>
+            </wp:cNvGraphicFramePr>
+            <a:graphic xmlns:a="http://schemas.openxmlformats.org/drawingml/2006/main">
+              <a:graphicData uri="http://schemas.openxmlformats.org/drawingml/2006/picture">
+                <pic:pic xmlns:pic="http://schemas.openxmlformats.org/drawingml/2006/picture">
+                  <pic:nvPicPr>
+                    <pic:cNvPr id="1714925402" name=""/>
+                    <pic:cNvPicPr/>
+                  </pic:nvPicPr>
+                  <pic:blipFill>
+                    <a:blip r:embed="rId8"/>
+                    <a:stretch>
+                      <a:fillRect/>
+                    </a:stretch>
+                  </pic:blipFill>
+                  <pic:spPr>
+                    <a:xfrm>
+                      <a:off x="0" y="0"/>
+                      <a:ext cx="5943600" cy="3197225"/>
+                    </a:xfrm>
+                    <a:prstGeom prst="rect">
+                      <a:avLst/>
+                    </a:prstGeom>
+                  </pic:spPr>
+                </pic:pic>
+              </a:graphicData>
+            </a:graphic>
+          </wp:inline>
+        </w:drawing>
+      </w:r>
+    </w:p>
+    <w:p>
+      <w:pPr>
+        <w:pStyle w:val="ListParagraph"/>
+        <w:rPr>
+          <w:rFonts w:ascii="Times New Roman" w:hAnsi="Times New Roman" w:cs="Times New Roman"/>
+          <w:sz w:val="28"/>
+          <w:szCs w:val="28"/>
+        </w:rPr>
+      </w:pPr>
+      <w:r>
+        <w:rPr>
+          <w:rFonts w:ascii="Times New Roman" w:hAnsi="Times New Roman" w:cs="Times New Roman"/>
+          <w:sz w:val="28"/>
+          <w:szCs w:val="28"/>
+        </w:rPr>
+        <w:t>Merge:</w:t>
+      </w:r>
+    </w:p>
+    <w:p>
+      <w:pPr>
+        <w:pStyle w:val="ListParagraph"/>
+        <w:rPr>
+          <w:rFonts w:ascii="Times New Roman" w:hAnsi="Times New Roman" w:cs="Times New Roman"/>
+          <w:sz w:val="28"/>
+          <w:szCs w:val="28"/>
+        </w:rPr>
+      </w:pPr>
+      <w:r>
+        <w:rPr>
+          <w:rFonts w:ascii="Times New Roman" w:hAnsi="Times New Roman" w:cs="Times New Roman"/>
+          <w:sz w:val="28"/>
+          <w:szCs w:val="28"/>
+        </w:rPr>
+        <w:lastRenderedPageBreak/>
+        <w:drawing>
+          <wp:inline distT="0" distB="0" distL="0" distR="0" wp14:anchorId="5E43DC9F" wp14:editId="52D06669">
+            <wp:extent cx="5943600" cy="3281045"/>
+            <wp:effectExtent l="0" t="0" r="0" b="0"/>
+            <wp:docPr id="1544704843" name="Picture 1" descr="A computer screen shot of a program&#10;&#10;Description automatically generated"/>
+            <wp:cNvGraphicFramePr>
+              <a:graphicFrameLocks xmlns:a="http://schemas.openxmlformats.org/drawingml/2006/main" noChangeAspect="1"/>
+            </wp:cNvGraphicFramePr>
+            <a:graphic xmlns:a="http://schemas.openxmlformats.org/drawingml/2006/main">
+              <a:graphicData uri="http://schemas.openxmlformats.org/drawingml/2006/picture">
+                <pic:pic xmlns:pic="http://schemas.openxmlformats.org/drawingml/2006/picture">
+                  <pic:nvPicPr>
+                    <pic:cNvPr id="1544704843" name="Picture 1" descr="A computer screen shot of a program&#10;&#10;Description automatically generated"/>
+                    <pic:cNvPicPr/>
+                  </pic:nvPicPr>
+                  <pic:blipFill>
+                    <a:blip r:embed="rId9"/>
+                    <a:stretch>
+                      <a:fillRect/>
+                    </a:stretch>
+                  </pic:blipFill>
+                  <pic:spPr>
+                    <a:xfrm>
+                      <a:off x="0" y="0"/>
+                      <a:ext cx="5943600" cy="3281045"/>
+                    </a:xfrm>
+                    <a:prstGeom prst="rect">
+                      <a:avLst/>
+                    </a:prstGeom>
+                  </pic:spPr>
+                </pic:pic>
+              </a:graphicData>
+            </a:graphic>
+          </wp:inline>
+        </w:drawing>
+      </w:r>
+    </w:p>
+    <w:p>
+      <w:pPr>
+        <w:pStyle w:val="ListParagraph"/>
         <w:numPr>
           <w:ilvl w:val="0"/>
           <w:numId w:val="1"/>
@@ -369,6 +512,34 @@
         </w:rPr>
         <w:t>Phân biệt pull và fetch</w:t>
       </w:r>
+    </w:p>
+    <w:p>
+      <w:pPr>
+        <w:pStyle w:val="ListParagraph"/>
+        <w:rPr>
+          <w:rFonts w:ascii="Times New Roman" w:hAnsi="Times New Roman" w:cs="Times New Roman"/>
+          <w:sz w:val="28"/>
+          <w:szCs w:val="28"/>
+        </w:rPr>
+      </w:pPr>
+      <w:r>
+        <w:rPr>
+          <w:rFonts w:ascii="Times New Roman" w:hAnsi="Times New Roman" w:cs="Times New Roman"/>
+          <w:sz w:val="28"/>
+          <w:szCs w:val="28"/>
+        </w:rPr>
+        <w:t>Pull:</w:t>
+      </w:r>
+    </w:p>
+    <w:p>
+      <w:pPr>
+        <w:pStyle w:val="ListParagraph"/>
+        <w:rPr>
+          <w:rFonts w:ascii="Times New Roman" w:hAnsi="Times New Roman" w:cs="Times New Roman"/>
+          <w:sz w:val="28"/>
+          <w:szCs w:val="28"/>
+        </w:rPr>
+      </w:pPr>
     </w:p>
     <w:p>
       <w:pPr>
